--- a/Java Summary/Design Patterns.docx
+++ b/Java Summary/Design Patterns.docx
@@ -7,11 +7,40 @@
         <w:spacing w:after="0"/>
       </w:pPr>
       <w:r>
+        <w:t>SOLID</w:t>
+      </w:r>
+    </w:p>
+    <w:p>
+      <w:pPr>
+        <w:spacing w:after="0"/>
+      </w:pPr>
+      <w:r>
+        <w:t>--------</w:t>
+      </w:r>
+    </w:p>
+    <w:p>
+      <w:pPr>
+        <w:spacing w:after="0"/>
+      </w:pPr>
+      <w:r>
         <w:t>Single Responsibility Principle (SRP)</w:t>
       </w:r>
     </w:p>
     <w:p>
       <w:pPr>
+        <w:pStyle w:val="ListParagraph"/>
+        <w:numPr>
+          <w:ilvl w:val="0"/>
+          <w:numId w:val="4"/>
+        </w:numPr>
+        <w:spacing w:after="0"/>
+      </w:pPr>
+      <w:r>
+        <w:t>responsibility to a separate class and methods that can be maintained and updated independently</w:t>
+      </w:r>
+    </w:p>
+    <w:p>
+      <w:pPr>
         <w:spacing w:after="0"/>
       </w:pPr>
       <w:r>
@@ -20,11 +49,291 @@
     </w:p>
     <w:p>
       <w:pPr>
-        <w:spacing w:after="0"/>
-      </w:pPr>
-      <w:r>
-        <w:t>Liskov Substitution Principle (LSP)</w:t>
-      </w:r>
+        <w:pStyle w:val="ListParagraph"/>
+        <w:numPr>
+          <w:ilvl w:val="0"/>
+          <w:numId w:val="4"/>
+        </w:numPr>
+        <w:spacing w:after="0"/>
+      </w:pPr>
+      <w:r>
+        <w:t xml:space="preserve">being able to change the </w:t>
+      </w:r>
+      <w:proofErr w:type="spellStart"/>
+      <w:r>
+        <w:t>behavior</w:t>
+      </w:r>
+      <w:proofErr w:type="spellEnd"/>
+      <w:r>
+        <w:t xml:space="preserve"> of a method or class without having to modify the code.</w:t>
+      </w:r>
+    </w:p>
+    <w:p>
+      <w:pPr>
+        <w:pStyle w:val="ListParagraph"/>
+        <w:numPr>
+          <w:ilvl w:val="0"/>
+          <w:numId w:val="4"/>
+        </w:numPr>
+        <w:spacing w:after="0"/>
+      </w:pPr>
+      <w:r>
+        <w:t xml:space="preserve">You can introduce new implementations by passing them as an argument without modifying the body of this method. </w:t>
+      </w:r>
+    </w:p>
+    <w:p>
+      <w:pPr>
+        <w:pStyle w:val="ListParagraph"/>
+        <w:numPr>
+          <w:ilvl w:val="0"/>
+          <w:numId w:val="4"/>
+        </w:numPr>
+        <w:spacing w:after="0"/>
+      </w:pPr>
+      <w:r>
+        <w:t xml:space="preserve">Hence, it is now open for extension and closed for modification. </w:t>
+      </w:r>
+    </w:p>
+    <w:p>
+      <w:pPr>
+        <w:pStyle w:val="ListParagraph"/>
+        <w:numPr>
+          <w:ilvl w:val="0"/>
+          <w:numId w:val="4"/>
+        </w:numPr>
+        <w:spacing w:after="0"/>
+      </w:pPr>
+      <w:r>
+        <w:t xml:space="preserve">This reduces the scope for introducing new bugs because it minimizes cascading changes required to parts of code that have already been implemented and tested. </w:t>
+      </w:r>
+    </w:p>
+    <w:p>
+      <w:pPr>
+        <w:pStyle w:val="ListParagraph"/>
+        <w:numPr>
+          <w:ilvl w:val="0"/>
+          <w:numId w:val="4"/>
+        </w:numPr>
+        <w:spacing w:after="0"/>
+      </w:pPr>
+      <w:r>
+        <w:t>In other words, old code still works and is untouched.</w:t>
+      </w:r>
+    </w:p>
+    <w:p>
+      <w:pPr>
+        <w:spacing w:after="0"/>
+      </w:pPr>
+      <w:proofErr w:type="spellStart"/>
+      <w:r>
+        <w:t>Liskov</w:t>
+      </w:r>
+      <w:proofErr w:type="spellEnd"/>
+      <w:r>
+        <w:t xml:space="preserve"> Substitution Principle (LSP)</w:t>
+      </w:r>
+    </w:p>
+    <w:p>
+      <w:pPr>
+        <w:pStyle w:val="ListParagraph"/>
+        <w:numPr>
+          <w:ilvl w:val="0"/>
+          <w:numId w:val="5"/>
+        </w:numPr>
+        <w:spacing w:after="0"/>
+      </w:pPr>
+      <w:r>
+        <w:t>Preconditions cannot be strengthened in a subtype</w:t>
+      </w:r>
+    </w:p>
+    <w:p>
+      <w:pPr>
+        <w:pStyle w:val="ListParagraph"/>
+        <w:spacing w:after="0"/>
+      </w:pPr>
+      <w:r>
+        <w:t xml:space="preserve">For example, all our Importer implementations have the precondition that the file being imported exists and is readable. As a result, the </w:t>
+      </w:r>
+      <w:proofErr w:type="spellStart"/>
+      <w:r>
+        <w:t>importFile</w:t>
+      </w:r>
+      <w:proofErr w:type="spellEnd"/>
+      <w:r>
+        <w:t xml:space="preserve"> method has validation code before any Importer is invoked</w:t>
+      </w:r>
+    </w:p>
+    <w:p>
+      <w:pPr>
+        <w:pStyle w:val="ListParagraph"/>
+        <w:numPr>
+          <w:ilvl w:val="0"/>
+          <w:numId w:val="5"/>
+        </w:numPr>
+        <w:spacing w:after="0"/>
+      </w:pPr>
+      <w:r>
+        <w:t>Postconditions cannot be weakened in a subtype</w:t>
+      </w:r>
+    </w:p>
+    <w:p>
+      <w:pPr>
+        <w:pStyle w:val="ListParagraph"/>
+        <w:spacing w:after="0"/>
+      </w:pPr>
+      <w:r>
+        <w:t xml:space="preserve">- </w:t>
+      </w:r>
+      <w:r>
+        <w:t>Postconditions are things that have to be true after some code has run.</w:t>
+      </w:r>
+    </w:p>
+    <w:p>
+      <w:pPr>
+        <w:pStyle w:val="ListParagraph"/>
+        <w:spacing w:after="0"/>
+      </w:pPr>
+      <w:r>
+        <w:t xml:space="preserve">- </w:t>
+      </w:r>
+      <w:proofErr w:type="gramStart"/>
+      <w:r>
+        <w:t>So</w:t>
+      </w:r>
+      <w:proofErr w:type="gramEnd"/>
+      <w:r>
+        <w:t xml:space="preserve"> if the parent has some kind of side effect or returns some value, then the child must do so as well.</w:t>
+      </w:r>
+    </w:p>
+    <w:p>
+      <w:pPr>
+        <w:pStyle w:val="ListParagraph"/>
+        <w:spacing w:after="0"/>
+      </w:pPr>
+      <w:r>
+        <w:t xml:space="preserve">- </w:t>
+      </w:r>
+      <w:r>
+        <w:t xml:space="preserve">For example, after </w:t>
+      </w:r>
+      <w:proofErr w:type="spellStart"/>
+      <w:proofErr w:type="gramStart"/>
+      <w:r>
+        <w:t>importFile</w:t>
+      </w:r>
+      <w:proofErr w:type="spellEnd"/>
+      <w:r>
+        <w:t>(</w:t>
+      </w:r>
+      <w:proofErr w:type="gramEnd"/>
+      <w:r>
+        <w:t>) has run, if the file in question is valid it must be in the list of documents returned by contents()</w:t>
+      </w:r>
+    </w:p>
+    <w:p>
+      <w:pPr>
+        <w:pStyle w:val="ListParagraph"/>
+        <w:numPr>
+          <w:ilvl w:val="0"/>
+          <w:numId w:val="5"/>
+        </w:numPr>
+        <w:spacing w:after="0"/>
+      </w:pPr>
+      <w:r>
+        <w:t>Invariants of the supertype must be preserved in a subtype</w:t>
+      </w:r>
+    </w:p>
+    <w:p>
+      <w:pPr>
+        <w:pStyle w:val="ListParagraph"/>
+        <w:spacing w:after="0"/>
+      </w:pPr>
+      <w:r>
+        <w:t>- An invariant is something that never changes</w:t>
+      </w:r>
+    </w:p>
+    <w:p>
+      <w:pPr>
+        <w:pStyle w:val="ListParagraph"/>
+        <w:spacing w:after="0"/>
+      </w:pPr>
+      <w:r>
+        <w:t>- we want to make sure that any invariants that are expected to be maintained by the parent class should also be maintained by the children</w:t>
+      </w:r>
+    </w:p>
+    <w:p>
+      <w:pPr>
+        <w:pStyle w:val="ListParagraph"/>
+        <w:numPr>
+          <w:ilvl w:val="0"/>
+          <w:numId w:val="5"/>
+        </w:numPr>
+        <w:spacing w:after="0"/>
+      </w:pPr>
+      <w:r>
+        <w:t>The History Rule</w:t>
+      </w:r>
+    </w:p>
+    <w:p>
+      <w:pPr>
+        <w:pStyle w:val="ListParagraph"/>
+        <w:spacing w:after="0"/>
+      </w:pPr>
+      <w:r>
+        <w:t xml:space="preserve">- </w:t>
+      </w:r>
+      <w:r>
+        <w:t xml:space="preserve">the child class shouldn’t allow state changes that your parent disallowed. </w:t>
+      </w:r>
+    </w:p>
+    <w:p>
+      <w:pPr>
+        <w:pStyle w:val="ListParagraph"/>
+        <w:spacing w:after="0"/>
+      </w:pPr>
+      <w:r>
+        <w:t xml:space="preserve">- </w:t>
+      </w:r>
+      <w:r>
+        <w:t xml:space="preserve">So, in our The Document Management System program we have an immutable Document class. In other words, once it has been instantiated you can’t remove, add, or alter any of the attributes. </w:t>
+      </w:r>
+    </w:p>
+    <w:p>
+      <w:pPr>
+        <w:pStyle w:val="ListParagraph"/>
+        <w:spacing w:after="0"/>
+      </w:pPr>
+      <w:r>
+        <w:t xml:space="preserve">- </w:t>
+      </w:r>
+      <w:r>
+        <w:t xml:space="preserve">You shouldn’t subclass this Document class and create a mutable Document class. </w:t>
+      </w:r>
+    </w:p>
+    <w:p>
+      <w:pPr>
+        <w:pStyle w:val="ListParagraph"/>
+        <w:spacing w:after="0"/>
+      </w:pPr>
+      <w:r>
+        <w:t xml:space="preserve">- </w:t>
+      </w:r>
+      <w:r>
+        <w:t xml:space="preserve">This is because any user of the parent class would expect certain </w:t>
+      </w:r>
+      <w:proofErr w:type="spellStart"/>
+      <w:r>
+        <w:t>behavior</w:t>
+      </w:r>
+      <w:proofErr w:type="spellEnd"/>
+      <w:r>
+        <w:t xml:space="preserve"> in response to calling methods on the Document class. If the child were mutable, it could violate callers’ expectations about what calling those methods does.</w:t>
+      </w:r>
+    </w:p>
+    <w:p>
+      <w:pPr>
+        <w:spacing w:after="0"/>
+      </w:pPr>
     </w:p>
     <w:p>
       <w:pPr>
@@ -125,6 +434,7 @@
         <w:spacing w:after="0"/>
       </w:pPr>
       <w:r>
+        <w:lastRenderedPageBreak/>
         <w:t>It should provide good encapsulation. In other words, implementation details should be hidden from a user of your code so it is easier to understand and make changes.</w:t>
       </w:r>
     </w:p>
@@ -144,7 +454,7 @@
         <w:spacing w:after="0"/>
       </w:pPr>
       <w:r>
-        <w:t>Single Responsibility Principle</w:t>
+        <w:t>Cohesion</w:t>
       </w:r>
     </w:p>
     <w:p>
@@ -157,16 +467,13 @@
         <w:spacing w:after="0"/>
       </w:pPr>
       <w:r>
-        <w:t>responsibility to a separate class and methods that can be maintained and upda‐ ted independently</w:t>
-      </w:r>
-    </w:p>
-    <w:p>
-      <w:pPr>
-        <w:spacing w:after="0"/>
-      </w:pPr>
-      <w:r>
-        <w:t>Cohesion</w:t>
-      </w:r>
+        <w:t xml:space="preserve">how strongly related responsibilities of a class or method </w:t>
+      </w:r>
+      <w:proofErr w:type="gramStart"/>
+      <w:r>
+        <w:t>are</w:t>
+      </w:r>
+      <w:proofErr w:type="gramEnd"/>
     </w:p>
     <w:p>
       <w:pPr>
@@ -178,7 +485,7 @@
         <w:spacing w:after="0"/>
       </w:pPr>
       <w:r>
-        <w:t>how strongly related responsibilities of a class or method are</w:t>
+        <w:t>high cohesion, which means that the code is easier for others to locate, understand, and use</w:t>
       </w:r>
     </w:p>
     <w:p>
@@ -191,7 +498,23 @@
         <w:spacing w:after="0"/>
       </w:pPr>
       <w:r>
-        <w:t>high cohesion, which means that the code is easier for others to locate, understand, and use</w:t>
+        <w:t xml:space="preserve">class </w:t>
+      </w:r>
+      <w:proofErr w:type="spellStart"/>
+      <w:r>
+        <w:t>BankTransactionCSVParser</w:t>
+      </w:r>
+      <w:proofErr w:type="spellEnd"/>
+      <w:r>
+        <w:t xml:space="preserve"> is highly cohesive. In fact, it groups together two methods that are related to parsing CSV data.</w:t>
+      </w:r>
+    </w:p>
+    <w:p>
+      <w:pPr>
+        <w:spacing w:after="0"/>
+      </w:pPr>
+      <w:r>
+        <w:t>Class-Level Cohesion</w:t>
       </w:r>
     </w:p>
     <w:p>
@@ -204,15 +527,59 @@
         <w:spacing w:after="0"/>
       </w:pPr>
       <w:r>
-        <w:t>class BankTransactionCSVParser is highly cohesive. In fact, it groups together two methods that are related to parsing CSV data.</w:t>
-      </w:r>
-    </w:p>
-    <w:p>
-      <w:pPr>
-        <w:spacing w:after="0"/>
-      </w:pPr>
-      <w:r>
-        <w:t>Class-Level Cohesion</w:t>
+        <w:t>Functional</w:t>
+      </w:r>
+    </w:p>
+    <w:p>
+      <w:pPr>
+        <w:pStyle w:val="ListParagraph"/>
+        <w:numPr>
+          <w:ilvl w:val="0"/>
+          <w:numId w:val="2"/>
+        </w:numPr>
+        <w:spacing w:after="0"/>
+      </w:pPr>
+      <w:r>
+        <w:t>group the methods functionally</w:t>
+      </w:r>
+    </w:p>
+    <w:p>
+      <w:pPr>
+        <w:pStyle w:val="ListParagraph"/>
+        <w:numPr>
+          <w:ilvl w:val="0"/>
+          <w:numId w:val="2"/>
+        </w:numPr>
+        <w:spacing w:after="0"/>
+      </w:pPr>
+      <w:r>
+        <w:t>This is generally a good way to achieve high cohesion because the methods are working together</w:t>
+      </w:r>
+    </w:p>
+    <w:p>
+      <w:pPr>
+        <w:pStyle w:val="ListParagraph"/>
+        <w:numPr>
+          <w:ilvl w:val="0"/>
+          <w:numId w:val="2"/>
+        </w:numPr>
+        <w:spacing w:after="0"/>
+      </w:pPr>
+      <w:r>
+        <w:t xml:space="preserve">The danger with functional cohesion is that it may be tempting to have a profusion of overly simplistic classes grouping only a single method. </w:t>
+      </w:r>
+    </w:p>
+    <w:p>
+      <w:pPr>
+        <w:pStyle w:val="ListParagraph"/>
+        <w:numPr>
+          <w:ilvl w:val="0"/>
+          <w:numId w:val="2"/>
+        </w:numPr>
+        <w:spacing w:after="0"/>
+      </w:pPr>
+      <w:r>
+        <w:t>Going down the road of overly simplistic classes adds unnecessary verbosity and complexity because there are many more classes to think about.</w:t>
       </w:r>
     </w:p>
     <w:p>
@@ -225,7 +592,7 @@
         <w:spacing w:after="0"/>
       </w:pPr>
       <w:r>
-        <w:t>Functional</w:t>
+        <w:t>Informational</w:t>
       </w:r>
     </w:p>
     <w:p>
@@ -238,7 +605,7 @@
         <w:spacing w:after="0"/>
       </w:pPr>
       <w:r>
-        <w:t>group the methods functionally</w:t>
+        <w:t>work on the same data or domain object</w:t>
       </w:r>
     </w:p>
     <w:p>
@@ -251,7 +618,10 @@
         <w:spacing w:after="0"/>
       </w:pPr>
       <w:r>
-        <w:t>This is generally a good way to achieve high cohesion because the methods are working together</w:t>
+        <w:t xml:space="preserve">Ex: </w:t>
+      </w:r>
+      <w:r>
+        <w:t>CRUD operations</w:t>
       </w:r>
     </w:p>
     <w:p>
@@ -264,7 +634,7 @@
         <w:spacing w:after="0"/>
       </w:pPr>
       <w:r>
-        <w:t xml:space="preserve">The danger with functional cohesion is that it may be tempting to have a profusion of overly simplistic classes grouping only a single method. </w:t>
+        <w:t xml:space="preserve">The downside of this approach is that this kind of cohesion can group multiple concerns together, </w:t>
       </w:r>
     </w:p>
     <w:p>
@@ -277,7 +647,7 @@
         <w:spacing w:after="0"/>
       </w:pPr>
       <w:r>
-        <w:t>Going down the road of overly simplistic classes adds unnecessary verbosity and complexity because there are many more classes to think about.</w:t>
+        <w:t>which introduces additional dependencies for a class that only uses and requires some of the operations.</w:t>
       </w:r>
     </w:p>
     <w:p>
@@ -290,7 +660,7 @@
         <w:spacing w:after="0"/>
       </w:pPr>
       <w:r>
-        <w:t>Informational</w:t>
+        <w:t>Utility</w:t>
       </w:r>
     </w:p>
     <w:p>
@@ -303,7 +673,7 @@
         <w:spacing w:after="0"/>
       </w:pPr>
       <w:r>
-        <w:t>work on the same data or domain object</w:t>
+        <w:t>group different unrelated methods inside a class</w:t>
       </w:r>
     </w:p>
     <w:p>
@@ -316,10 +686,20 @@
         <w:spacing w:after="0"/>
       </w:pPr>
       <w:r>
-        <w:t xml:space="preserve">Ex: </w:t>
-      </w:r>
-      <w:r>
-        <w:t>CRUD operations</w:t>
+        <w:t>This hap‐pens when it is not obvious where the methods belong so you end up with a utility class that is a bit like a jack of all trades.</w:t>
+      </w:r>
+    </w:p>
+    <w:p>
+      <w:pPr>
+        <w:pStyle w:val="ListParagraph"/>
+        <w:numPr>
+          <w:ilvl w:val="0"/>
+          <w:numId w:val="1"/>
+        </w:numPr>
+        <w:spacing w:after="0"/>
+      </w:pPr>
+      <w:r>
+        <w:t>Logical</w:t>
       </w:r>
     </w:p>
     <w:p>
@@ -332,7 +712,22 @@
         <w:spacing w:after="0"/>
       </w:pPr>
       <w:r>
-        <w:t xml:space="preserve">The downside of this approach is that this kind of cohesion can group multiple concerns together, </w:t>
+        <w:t>In fact, the methods are logically categorized to do “parsing.”</w:t>
+      </w:r>
+      <w:r>
+        <w:t xml:space="preserve"> Ex:</w:t>
+      </w:r>
+      <w:r>
+        <w:t xml:space="preserve"> </w:t>
+      </w:r>
+      <w:r>
+        <w:t>CSV, JSON, and XML</w:t>
+      </w:r>
+      <w:r>
+        <w:t>.</w:t>
+      </w:r>
+      <w:r>
+        <w:t xml:space="preserve"> </w:t>
       </w:r>
     </w:p>
     <w:p>
@@ -345,8 +740,14 @@
         <w:spacing w:after="0"/>
       </w:pPr>
       <w:r>
-        <w:t>which introduces additional dependencies for a class that only uses and requires some of the operations.</w:t>
-      </w:r>
+        <w:t>However, they are different by nature and each of the methods would be unrelated. Grouping them would also break the SRP</w:t>
+      </w:r>
+    </w:p>
+    <w:p>
+      <w:pPr>
+        <w:spacing w:after="0"/>
+        <w:ind w:left="720"/>
+      </w:pPr>
     </w:p>
     <w:p>
       <w:pPr>
@@ -358,7 +759,7 @@
         <w:spacing w:after="0"/>
       </w:pPr>
       <w:r>
-        <w:t>Utility</w:t>
+        <w:t>Sequential</w:t>
       </w:r>
     </w:p>
     <w:p>
@@ -371,7 +772,7 @@
         <w:spacing w:after="0"/>
       </w:pPr>
       <w:r>
-        <w:t>group different unrelated methods inside a class</w:t>
+        <w:t>grouping the methods so that they follow a sequence of input to output</w:t>
       </w:r>
     </w:p>
     <w:p>
@@ -384,7 +785,26 @@
         <w:spacing w:after="0"/>
       </w:pPr>
       <w:r>
-        <w:t>This hap‐pens when it is not obvious where the methods belong so you end up with a utility class that is a bit like a jack of all trades.</w:t>
+        <w:t xml:space="preserve">EX: </w:t>
+      </w:r>
+      <w:r>
+        <w:t>read a file, parse it, process it, and save the information</w:t>
+      </w:r>
+    </w:p>
+    <w:p>
+      <w:pPr>
+        <w:pStyle w:val="ListParagraph"/>
+        <w:numPr>
+          <w:ilvl w:val="0"/>
+          <w:numId w:val="2"/>
+        </w:numPr>
+        <w:spacing w:after="0"/>
+      </w:pPr>
+      <w:r>
+        <w:t xml:space="preserve">AVOID -&gt; </w:t>
+      </w:r>
+      <w:r>
+        <w:t>breaking the SRP</w:t>
       </w:r>
     </w:p>
     <w:p>
@@ -397,7 +817,7 @@
         <w:spacing w:after="0"/>
       </w:pPr>
       <w:r>
-        <w:t>Logical</w:t>
+        <w:t>Temporal</w:t>
       </w:r>
     </w:p>
     <w:p>
@@ -410,22 +830,7 @@
         <w:spacing w:after="0"/>
       </w:pPr>
       <w:r>
-        <w:t>In fact, the methods are logically categorized to do “parsing.”</w:t>
-      </w:r>
-      <w:r>
-        <w:t xml:space="preserve"> Ex:</w:t>
-      </w:r>
-      <w:r>
-        <w:t xml:space="preserve"> </w:t>
-      </w:r>
-      <w:r>
-        <w:t>CSV, JSON, and XML</w:t>
-      </w:r>
-      <w:r>
-        <w:t>.</w:t>
-      </w:r>
-      <w:r>
-        <w:t xml:space="preserve"> </w:t>
+        <w:t>performs several operations that are only related in time</w:t>
       </w:r>
     </w:p>
     <w:p>
@@ -438,7 +843,179 @@
         <w:spacing w:after="0"/>
       </w:pPr>
       <w:r>
-        <w:t>However, they are different by nature and each of the methods would be unrelated. Grouping them would also break the SRP</w:t>
+        <w:t>e.g., connecting and closing a database connection</w:t>
+      </w:r>
+    </w:p>
+    <w:p>
+      <w:pPr>
+        <w:pStyle w:val="ListParagraph"/>
+        <w:numPr>
+          <w:ilvl w:val="0"/>
+          <w:numId w:val="2"/>
+        </w:numPr>
+        <w:spacing w:after="0"/>
+      </w:pPr>
+      <w:r>
+        <w:t>The initialization and the other operations are unrelated, but they have to be called in a specific order in time</w:t>
+      </w:r>
+    </w:p>
+    <w:p>
+      <w:pPr>
+        <w:pStyle w:val="ListParagraph"/>
+        <w:spacing w:after="0"/>
+        <w:ind w:left="1080"/>
+      </w:pPr>
+    </w:p>
+    <w:p>
+      <w:pPr>
+        <w:spacing w:after="0"/>
+        <w:ind w:left="720"/>
+        <w:jc w:val="center"/>
+      </w:pPr>
+      <w:r>
+        <w:rPr>
+          <w:noProof/>
+        </w:rPr>
+        <w:lastRenderedPageBreak/>
+        <w:drawing>
+          <wp:inline distT="0" distB="0" distL="0" distR="0" wp14:anchorId="4A3A7C20" wp14:editId="2ABB97B6">
+            <wp:extent cx="4953662" cy="1980696"/>
+            <wp:effectExtent l="0" t="0" r="0" b="635"/>
+            <wp:docPr id="1" name="Picture 1"/>
+            <wp:cNvGraphicFramePr>
+              <a:graphicFrameLocks xmlns:a="http://schemas.openxmlformats.org/drawingml/2006/main" noChangeAspect="1"/>
+            </wp:cNvGraphicFramePr>
+            <a:graphic xmlns:a="http://schemas.openxmlformats.org/drawingml/2006/main">
+              <a:graphicData uri="http://schemas.openxmlformats.org/drawingml/2006/picture">
+                <pic:pic xmlns:pic="http://schemas.openxmlformats.org/drawingml/2006/picture">
+                  <pic:nvPicPr>
+                    <pic:cNvPr id="1" name=""/>
+                    <pic:cNvPicPr/>
+                  </pic:nvPicPr>
+                  <pic:blipFill>
+                    <a:blip r:embed="rId5"/>
+                    <a:stretch>
+                      <a:fillRect/>
+                    </a:stretch>
+                  </pic:blipFill>
+                  <pic:spPr>
+                    <a:xfrm>
+                      <a:off x="0" y="0"/>
+                      <a:ext cx="4960165" cy="1983296"/>
+                    </a:xfrm>
+                    <a:prstGeom prst="rect">
+                      <a:avLst/>
+                    </a:prstGeom>
+                  </pic:spPr>
+                </pic:pic>
+              </a:graphicData>
+            </a:graphic>
+          </wp:inline>
+        </w:drawing>
+      </w:r>
+    </w:p>
+    <w:p>
+      <w:pPr>
+        <w:spacing w:after="0"/>
+      </w:pPr>
+      <w:r>
+        <w:t>Coupling</w:t>
+      </w:r>
+    </w:p>
+    <w:p>
+      <w:pPr>
+        <w:pStyle w:val="ListParagraph"/>
+        <w:numPr>
+          <w:ilvl w:val="0"/>
+          <w:numId w:val="1"/>
+        </w:numPr>
+        <w:spacing w:after="0"/>
+      </w:pPr>
+      <w:r>
+        <w:t>how dependent you are on other classes</w:t>
+      </w:r>
+    </w:p>
+    <w:p>
+      <w:pPr>
+        <w:pStyle w:val="ListParagraph"/>
+        <w:spacing w:after="0"/>
+        <w:jc w:val="center"/>
+      </w:pPr>
+      <w:r>
+        <w:rPr>
+          <w:noProof/>
+        </w:rPr>
+        <w:drawing>
+          <wp:inline distT="0" distB="0" distL="0" distR="0" wp14:anchorId="30CD5346" wp14:editId="2B5304C1">
+            <wp:extent cx="4500438" cy="1741140"/>
+            <wp:effectExtent l="0" t="0" r="0" b="0"/>
+            <wp:docPr id="3" name="Picture 3"/>
+            <wp:cNvGraphicFramePr>
+              <a:graphicFrameLocks xmlns:a="http://schemas.openxmlformats.org/drawingml/2006/main" noChangeAspect="1"/>
+            </wp:cNvGraphicFramePr>
+            <a:graphic xmlns:a="http://schemas.openxmlformats.org/drawingml/2006/main">
+              <a:graphicData uri="http://schemas.openxmlformats.org/drawingml/2006/picture">
+                <pic:pic xmlns:pic="http://schemas.openxmlformats.org/drawingml/2006/picture">
+                  <pic:nvPicPr>
+                    <pic:cNvPr id="1" name=""/>
+                    <pic:cNvPicPr/>
+                  </pic:nvPicPr>
+                  <pic:blipFill>
+                    <a:blip r:embed="rId6"/>
+                    <a:stretch>
+                      <a:fillRect/>
+                    </a:stretch>
+                  </pic:blipFill>
+                  <pic:spPr>
+                    <a:xfrm>
+                      <a:off x="0" y="0"/>
+                      <a:ext cx="4506209" cy="1743373"/>
+                    </a:xfrm>
+                    <a:prstGeom prst="rect">
+                      <a:avLst/>
+                    </a:prstGeom>
+                  </pic:spPr>
+                </pic:pic>
+              </a:graphicData>
+            </a:graphic>
+          </wp:inline>
+        </w:drawing>
+      </w:r>
+    </w:p>
+    <w:p>
+      <w:pPr>
+        <w:pStyle w:val="ListParagraph"/>
+        <w:spacing w:after="0"/>
+        <w:jc w:val="center"/>
+      </w:pPr>
+    </w:p>
+    <w:p>
+      <w:pPr>
+        <w:spacing w:after="0"/>
+      </w:pPr>
+      <w:r>
+        <w:t>One good first step to approaching any program is to start with test-driven development (TDD)</w:t>
+      </w:r>
+    </w:p>
+    <w:p>
+      <w:pPr>
+        <w:spacing w:after="0"/>
+      </w:pPr>
+    </w:p>
+    <w:p>
+      <w:pPr>
+        <w:spacing w:after="0"/>
+      </w:pPr>
+      <w:r>
+        <w:t xml:space="preserve">Test hygiene means to keep your test code clean and ensure that it is main‐ </w:t>
+      </w:r>
+      <w:proofErr w:type="spellStart"/>
+      <w:r>
+        <w:t>tained</w:t>
+      </w:r>
+      <w:proofErr w:type="spellEnd"/>
+      <w:r>
+        <w:t xml:space="preserve"> and improved along with your codebase under test.</w:t>
       </w:r>
     </w:p>
     <w:sectPr>
@@ -454,6 +1031,118 @@
 <file path=word/numbering.xml><?xml version="1.0" encoding="utf-8"?>
 <w:numbering xmlns:wpc="http://schemas.microsoft.com/office/word/2010/wordprocessingCanvas" xmlns:cx="http://schemas.microsoft.com/office/drawing/2014/chartex" xmlns:cx1="http://schemas.microsoft.com/office/drawing/2015/9/8/chartex" xmlns:cx2="http://schemas.microsoft.com/office/drawing/2015/10/21/chartex" xmlns:cx3="http://schemas.microsoft.com/office/drawing/2016/5/9/chartex" xmlns:cx4="http://schemas.microsoft.com/office/drawing/2016/5/10/chartex" xmlns:cx5="http://schemas.microsoft.com/office/drawing/2016/5/11/chartex" xmlns:cx6="http://schemas.microsoft.com/office/drawing/2016/5/12/chartex" xmlns:cx7="http://schemas.microsoft.com/office/drawing/2016/5/13/chartex" xmlns:cx8="http://schemas.microsoft.com/office/drawing/2016/5/14/chartex" xmlns:mc="http://schemas.openxmlformats.org/markup-compatibility/2006" xmlns:aink="http://schemas.microsoft.com/office/drawing/2016/ink" xmlns:am3d="http://schemas.microsoft.com/office/drawing/2017/model3d" xmlns:o="urn:schemas-microsoft-com:office:office" xmlns:oel="http://schemas.microsoft.com/office/2019/extlst" xmlns:r="http://schemas.openxmlformats.org/officeDocument/2006/relationships" xmlns:m="http://schemas.openxmlformats.org/officeDocument/2006/math" xmlns:v="urn:schemas-microsoft-com:vml" xmlns:wp14="http://schemas.microsoft.com/office/word/2010/wordprocessingDrawing" xmlns:wp="http://schemas.openxmlformats.org/drawingml/2006/wordprocessingDrawing" xmlns:w10="urn:schemas-microsoft-com:office:word" xmlns:w="http://schemas.openxmlformats.org/wordprocessingml/2006/main" xmlns:w14="http://schemas.microsoft.com/office/word/2010/wordml" xmlns:w15="http://schemas.microsoft.com/office/word/2012/wordml" xmlns:w16cex="http://schemas.microsoft.com/office/word/2018/wordml/cex" xmlns:w16cid="http://schemas.microsoft.com/office/word/2016/wordml/cid" xmlns:w16="http://schemas.microsoft.com/office/word/2018/wordml" xmlns:w16sdtdh="http://schemas.microsoft.com/office/word/2020/wordml/sdtdatahash" xmlns:w16se="http://schemas.microsoft.com/office/word/2015/wordml/symex" xmlns:wpg="http://schemas.microsoft.com/office/word/2010/wordprocessingGroup" xmlns:wpi="http://schemas.microsoft.com/office/word/2010/wordprocessingInk" xmlns:wne="http://schemas.microsoft.com/office/word/2006/wordml" xmlns:wps="http://schemas.microsoft.com/office/word/2010/wordprocessingShape" mc:Ignorable="w14 w15 w16se w16cid w16 w16cex w16sdtdh wp14">
   <w:abstractNum w:abstractNumId="0" w15:restartNumberingAfterBreak="0">
+    <w:nsid w:val="2EFD62F8"/>
+    <w:multiLevelType w:val="hybridMultilevel"/>
+    <w:tmpl w:val="0F243FA6"/>
+    <w:lvl w:ilvl="0" w:tplc="87C2A3B0">
+      <w:numFmt w:val="bullet"/>
+      <w:lvlText w:val="-"/>
+      <w:lvlJc w:val="left"/>
+      <w:pPr>
+        <w:ind w:left="720" w:hanging="360"/>
+      </w:pPr>
+      <w:rPr>
+        <w:rFonts w:ascii="Calibri" w:eastAsiaTheme="minorHAnsi" w:hAnsi="Calibri" w:cs="Calibri" w:hint="default"/>
+      </w:rPr>
+    </w:lvl>
+    <w:lvl w:ilvl="1" w:tplc="38090003" w:tentative="1">
+      <w:start w:val="1"/>
+      <w:numFmt w:val="bullet"/>
+      <w:lvlText w:val="o"/>
+      <w:lvlJc w:val="left"/>
+      <w:pPr>
+        <w:ind w:left="1440" w:hanging="360"/>
+      </w:pPr>
+      <w:rPr>
+        <w:rFonts w:ascii="Courier New" w:hAnsi="Courier New" w:cs="Courier New" w:hint="default"/>
+      </w:rPr>
+    </w:lvl>
+    <w:lvl w:ilvl="2" w:tplc="38090005" w:tentative="1">
+      <w:start w:val="1"/>
+      <w:numFmt w:val="bullet"/>
+      <w:lvlText w:val=""/>
+      <w:lvlJc w:val="left"/>
+      <w:pPr>
+        <w:ind w:left="2160" w:hanging="360"/>
+      </w:pPr>
+      <w:rPr>
+        <w:rFonts w:ascii="Wingdings" w:hAnsi="Wingdings" w:hint="default"/>
+      </w:rPr>
+    </w:lvl>
+    <w:lvl w:ilvl="3" w:tplc="38090001" w:tentative="1">
+      <w:start w:val="1"/>
+      <w:numFmt w:val="bullet"/>
+      <w:lvlText w:val=""/>
+      <w:lvlJc w:val="left"/>
+      <w:pPr>
+        <w:ind w:left="2880" w:hanging="360"/>
+      </w:pPr>
+      <w:rPr>
+        <w:rFonts w:ascii="Symbol" w:hAnsi="Symbol" w:hint="default"/>
+      </w:rPr>
+    </w:lvl>
+    <w:lvl w:ilvl="4" w:tplc="38090003" w:tentative="1">
+      <w:start w:val="1"/>
+      <w:numFmt w:val="bullet"/>
+      <w:lvlText w:val="o"/>
+      <w:lvlJc w:val="left"/>
+      <w:pPr>
+        <w:ind w:left="3600" w:hanging="360"/>
+      </w:pPr>
+      <w:rPr>
+        <w:rFonts w:ascii="Courier New" w:hAnsi="Courier New" w:cs="Courier New" w:hint="default"/>
+      </w:rPr>
+    </w:lvl>
+    <w:lvl w:ilvl="5" w:tplc="38090005" w:tentative="1">
+      <w:start w:val="1"/>
+      <w:numFmt w:val="bullet"/>
+      <w:lvlText w:val=""/>
+      <w:lvlJc w:val="left"/>
+      <w:pPr>
+        <w:ind w:left="4320" w:hanging="360"/>
+      </w:pPr>
+      <w:rPr>
+        <w:rFonts w:ascii="Wingdings" w:hAnsi="Wingdings" w:hint="default"/>
+      </w:rPr>
+    </w:lvl>
+    <w:lvl w:ilvl="6" w:tplc="38090001" w:tentative="1">
+      <w:start w:val="1"/>
+      <w:numFmt w:val="bullet"/>
+      <w:lvlText w:val=""/>
+      <w:lvlJc w:val="left"/>
+      <w:pPr>
+        <w:ind w:left="5040" w:hanging="360"/>
+      </w:pPr>
+      <w:rPr>
+        <w:rFonts w:ascii="Symbol" w:hAnsi="Symbol" w:hint="default"/>
+      </w:rPr>
+    </w:lvl>
+    <w:lvl w:ilvl="7" w:tplc="38090003" w:tentative="1">
+      <w:start w:val="1"/>
+      <w:numFmt w:val="bullet"/>
+      <w:lvlText w:val="o"/>
+      <w:lvlJc w:val="left"/>
+      <w:pPr>
+        <w:ind w:left="5760" w:hanging="360"/>
+      </w:pPr>
+      <w:rPr>
+        <w:rFonts w:ascii="Courier New" w:hAnsi="Courier New" w:cs="Courier New" w:hint="default"/>
+      </w:rPr>
+    </w:lvl>
+    <w:lvl w:ilvl="8" w:tplc="38090005" w:tentative="1">
+      <w:start w:val="1"/>
+      <w:numFmt w:val="bullet"/>
+      <w:lvlText w:val=""/>
+      <w:lvlJc w:val="left"/>
+      <w:pPr>
+        <w:ind w:left="6480" w:hanging="360"/>
+      </w:pPr>
+      <w:rPr>
+        <w:rFonts w:ascii="Wingdings" w:hAnsi="Wingdings" w:hint="default"/>
+      </w:rPr>
+    </w:lvl>
+  </w:abstractNum>
+  <w:abstractNum w:abstractNumId="1" w15:restartNumberingAfterBreak="0">
     <w:nsid w:val="34933638"/>
     <w:multiLevelType w:val="hybridMultilevel"/>
     <w:tmpl w:val="62F82330"/>
@@ -565,7 +1254,208 @@
       </w:rPr>
     </w:lvl>
   </w:abstractNum>
-  <w:abstractNum w:abstractNumId="1" w15:restartNumberingAfterBreak="0">
+  <w:abstractNum w:abstractNumId="2" w15:restartNumberingAfterBreak="0">
+    <w:nsid w:val="48CC7B96"/>
+    <w:multiLevelType w:val="hybridMultilevel"/>
+    <w:tmpl w:val="054EE82A"/>
+    <w:lvl w:ilvl="0" w:tplc="28522176">
+      <w:start w:val="1"/>
+      <w:numFmt w:val="decimal"/>
+      <w:lvlText w:val="%1."/>
+      <w:lvlJc w:val="left"/>
+      <w:pPr>
+        <w:ind w:left="720" w:hanging="360"/>
+      </w:pPr>
+      <w:rPr>
+        <w:rFonts w:hint="default"/>
+      </w:rPr>
+    </w:lvl>
+    <w:lvl w:ilvl="1" w:tplc="38090019" w:tentative="1">
+      <w:start w:val="1"/>
+      <w:numFmt w:val="lowerLetter"/>
+      <w:lvlText w:val="%2."/>
+      <w:lvlJc w:val="left"/>
+      <w:pPr>
+        <w:ind w:left="1440" w:hanging="360"/>
+      </w:pPr>
+    </w:lvl>
+    <w:lvl w:ilvl="2" w:tplc="3809001B" w:tentative="1">
+      <w:start w:val="1"/>
+      <w:numFmt w:val="lowerRoman"/>
+      <w:lvlText w:val="%3."/>
+      <w:lvlJc w:val="right"/>
+      <w:pPr>
+        <w:ind w:left="2160" w:hanging="180"/>
+      </w:pPr>
+    </w:lvl>
+    <w:lvl w:ilvl="3" w:tplc="3809000F" w:tentative="1">
+      <w:start w:val="1"/>
+      <w:numFmt w:val="decimal"/>
+      <w:lvlText w:val="%4."/>
+      <w:lvlJc w:val="left"/>
+      <w:pPr>
+        <w:ind w:left="2880" w:hanging="360"/>
+      </w:pPr>
+    </w:lvl>
+    <w:lvl w:ilvl="4" w:tplc="38090019" w:tentative="1">
+      <w:start w:val="1"/>
+      <w:numFmt w:val="lowerLetter"/>
+      <w:lvlText w:val="%5."/>
+      <w:lvlJc w:val="left"/>
+      <w:pPr>
+        <w:ind w:left="3600" w:hanging="360"/>
+      </w:pPr>
+    </w:lvl>
+    <w:lvl w:ilvl="5" w:tplc="3809001B" w:tentative="1">
+      <w:start w:val="1"/>
+      <w:numFmt w:val="lowerRoman"/>
+      <w:lvlText w:val="%6."/>
+      <w:lvlJc w:val="right"/>
+      <w:pPr>
+        <w:ind w:left="4320" w:hanging="180"/>
+      </w:pPr>
+    </w:lvl>
+    <w:lvl w:ilvl="6" w:tplc="3809000F" w:tentative="1">
+      <w:start w:val="1"/>
+      <w:numFmt w:val="decimal"/>
+      <w:lvlText w:val="%7."/>
+      <w:lvlJc w:val="left"/>
+      <w:pPr>
+        <w:ind w:left="5040" w:hanging="360"/>
+      </w:pPr>
+    </w:lvl>
+    <w:lvl w:ilvl="7" w:tplc="38090019" w:tentative="1">
+      <w:start w:val="1"/>
+      <w:numFmt w:val="lowerLetter"/>
+      <w:lvlText w:val="%8."/>
+      <w:lvlJc w:val="left"/>
+      <w:pPr>
+        <w:ind w:left="5760" w:hanging="360"/>
+      </w:pPr>
+    </w:lvl>
+    <w:lvl w:ilvl="8" w:tplc="3809001B" w:tentative="1">
+      <w:start w:val="1"/>
+      <w:numFmt w:val="lowerRoman"/>
+      <w:lvlText w:val="%9."/>
+      <w:lvlJc w:val="right"/>
+      <w:pPr>
+        <w:ind w:left="6480" w:hanging="180"/>
+      </w:pPr>
+    </w:lvl>
+  </w:abstractNum>
+  <w:abstractNum w:abstractNumId="3" w15:restartNumberingAfterBreak="0">
+    <w:nsid w:val="4B000F01"/>
+    <w:multiLevelType w:val="hybridMultilevel"/>
+    <w:tmpl w:val="1ADE3EA2"/>
+    <w:lvl w:ilvl="0" w:tplc="12883AEE">
+      <w:numFmt w:val="bullet"/>
+      <w:lvlText w:val="-"/>
+      <w:lvlJc w:val="left"/>
+      <w:pPr>
+        <w:ind w:left="720" w:hanging="360"/>
+      </w:pPr>
+      <w:rPr>
+        <w:rFonts w:ascii="Calibri" w:eastAsiaTheme="minorHAnsi" w:hAnsi="Calibri" w:cs="Calibri" w:hint="default"/>
+      </w:rPr>
+    </w:lvl>
+    <w:lvl w:ilvl="1" w:tplc="38090003" w:tentative="1">
+      <w:start w:val="1"/>
+      <w:numFmt w:val="bullet"/>
+      <w:lvlText w:val="o"/>
+      <w:lvlJc w:val="left"/>
+      <w:pPr>
+        <w:ind w:left="1440" w:hanging="360"/>
+      </w:pPr>
+      <w:rPr>
+        <w:rFonts w:ascii="Courier New" w:hAnsi="Courier New" w:cs="Courier New" w:hint="default"/>
+      </w:rPr>
+    </w:lvl>
+    <w:lvl w:ilvl="2" w:tplc="38090005" w:tentative="1">
+      <w:start w:val="1"/>
+      <w:numFmt w:val="bullet"/>
+      <w:lvlText w:val=""/>
+      <w:lvlJc w:val="left"/>
+      <w:pPr>
+        <w:ind w:left="2160" w:hanging="360"/>
+      </w:pPr>
+      <w:rPr>
+        <w:rFonts w:ascii="Wingdings" w:hAnsi="Wingdings" w:hint="default"/>
+      </w:rPr>
+    </w:lvl>
+    <w:lvl w:ilvl="3" w:tplc="38090001" w:tentative="1">
+      <w:start w:val="1"/>
+      <w:numFmt w:val="bullet"/>
+      <w:lvlText w:val=""/>
+      <w:lvlJc w:val="left"/>
+      <w:pPr>
+        <w:ind w:left="2880" w:hanging="360"/>
+      </w:pPr>
+      <w:rPr>
+        <w:rFonts w:ascii="Symbol" w:hAnsi="Symbol" w:hint="default"/>
+      </w:rPr>
+    </w:lvl>
+    <w:lvl w:ilvl="4" w:tplc="38090003" w:tentative="1">
+      <w:start w:val="1"/>
+      <w:numFmt w:val="bullet"/>
+      <w:lvlText w:val="o"/>
+      <w:lvlJc w:val="left"/>
+      <w:pPr>
+        <w:ind w:left="3600" w:hanging="360"/>
+      </w:pPr>
+      <w:rPr>
+        <w:rFonts w:ascii="Courier New" w:hAnsi="Courier New" w:cs="Courier New" w:hint="default"/>
+      </w:rPr>
+    </w:lvl>
+    <w:lvl w:ilvl="5" w:tplc="38090005" w:tentative="1">
+      <w:start w:val="1"/>
+      <w:numFmt w:val="bullet"/>
+      <w:lvlText w:val=""/>
+      <w:lvlJc w:val="left"/>
+      <w:pPr>
+        <w:ind w:left="4320" w:hanging="360"/>
+      </w:pPr>
+      <w:rPr>
+        <w:rFonts w:ascii="Wingdings" w:hAnsi="Wingdings" w:hint="default"/>
+      </w:rPr>
+    </w:lvl>
+    <w:lvl w:ilvl="6" w:tplc="38090001" w:tentative="1">
+      <w:start w:val="1"/>
+      <w:numFmt w:val="bullet"/>
+      <w:lvlText w:val=""/>
+      <w:lvlJc w:val="left"/>
+      <w:pPr>
+        <w:ind w:left="5040" w:hanging="360"/>
+      </w:pPr>
+      <w:rPr>
+        <w:rFonts w:ascii="Symbol" w:hAnsi="Symbol" w:hint="default"/>
+      </w:rPr>
+    </w:lvl>
+    <w:lvl w:ilvl="7" w:tplc="38090003" w:tentative="1">
+      <w:start w:val="1"/>
+      <w:numFmt w:val="bullet"/>
+      <w:lvlText w:val="o"/>
+      <w:lvlJc w:val="left"/>
+      <w:pPr>
+        <w:ind w:left="5760" w:hanging="360"/>
+      </w:pPr>
+      <w:rPr>
+        <w:rFonts w:ascii="Courier New" w:hAnsi="Courier New" w:cs="Courier New" w:hint="default"/>
+      </w:rPr>
+    </w:lvl>
+    <w:lvl w:ilvl="8" w:tplc="38090005" w:tentative="1">
+      <w:start w:val="1"/>
+      <w:numFmt w:val="bullet"/>
+      <w:lvlText w:val=""/>
+      <w:lvlJc w:val="left"/>
+      <w:pPr>
+        <w:ind w:left="6480" w:hanging="360"/>
+      </w:pPr>
+      <w:rPr>
+        <w:rFonts w:ascii="Wingdings" w:hAnsi="Wingdings" w:hint="default"/>
+      </w:rPr>
+    </w:lvl>
+  </w:abstractNum>
+  <w:abstractNum w:abstractNumId="4" w15:restartNumberingAfterBreak="0">
     <w:nsid w:val="724F1C2A"/>
     <w:multiLevelType w:val="hybridMultilevel"/>
     <w:tmpl w:val="0EFE69E8"/>
@@ -678,10 +1568,19 @@
     </w:lvl>
   </w:abstractNum>
   <w:num w:numId="1" w16cid:durableId="897012538">
+    <w:abstractNumId w:val="1"/>
+  </w:num>
+  <w:num w:numId="2" w16cid:durableId="1407875010">
+    <w:abstractNumId w:val="4"/>
+  </w:num>
+  <w:num w:numId="3" w16cid:durableId="1349331043">
+    <w:abstractNumId w:val="3"/>
+  </w:num>
+  <w:num w:numId="4" w16cid:durableId="2013726855">
     <w:abstractNumId w:val="0"/>
   </w:num>
-  <w:num w:numId="2" w16cid:durableId="1407875010">
-    <w:abstractNumId w:val="1"/>
+  <w:num w:numId="5" w16cid:durableId="1756434312">
+    <w:abstractNumId w:val="2"/>
   </w:num>
 </w:numbering>
 </file>
